--- a/Revised Sprint 1 Deliverables/Sprint 1.4 Revised Project Acceptance Tests.docx
+++ b/Revised Sprint 1 Deliverables/Sprint 1.4 Revised Project Acceptance Tests.docx
@@ -477,7 +477,7 @@
               <w:rPr>
                 <w:b/>
               </w:rPr>
-              <w:t>Met</w:t>
+              <w:t>Partly met</w:t>
             </w:r>
           </w:p>
         </w:tc>
@@ -488,7 +488,7 @@
           <w:p>
             <w:r/>
             <w:r>
-              <w:t>Cross-platform reproduction: the GOOSE environment was rebuilt independently on Windows from the macOS documentation and produced the same 961-frame result. Stronger than a same-OS reproduction</w:t>
+              <w:t>Ricky reproduced the 961-frame result on Windows from Damien's macOS documentation. This is useful cross-platform evidence, but both are team members; reproduction by an outside-team reader remains outstanding</w:t>
             </w:r>
           </w:p>
         </w:tc>
@@ -608,7 +608,7 @@
           <w:p>
             <w:r/>
             <w:r>
-              <w:t xml:space="preserve">Variance documented in §9 of the Revised Scope of Work and in </w:t>
+              <w:t xml:space="preserve">Variance is documented in §9 of the Revised Scope of Work and </w:t>
             </w:r>
             <w:r>
               <w:rPr>
@@ -618,7 +618,7 @@
               <w:t>decision-log.md</w:t>
             </w:r>
             <w:r>
-              <w:t>. Raised in writing; no response received. The attempt is recorded</w:t>
+              <w:t>. The cited client notes are unsent drafts; a dated sent communication is needed to verify notification</w:t>
             </w:r>
           </w:p>
         </w:tc>
@@ -659,7 +659,7 @@
               <w:rPr>
                 <w:b/>
               </w:rPr>
-              <w:t>Partly met</w:t>
+              <w:t>Partly met, and narrower than previously claimed</w:t>
             </w:r>
           </w:p>
         </w:tc>
@@ -670,19 +670,79 @@
           <w:p>
             <w:r/>
             <w:r>
-              <w:t xml:space="preserve">Range distributions measured on all three datasets. GOOSE ruled out with evidence (3.8% of points beyond 100 m). TruckDrive measured 6,746 radar detections at ≥150 m. </w:t>
+              <w:t xml:space="preserve">GOOSE has sparse long-range coverage (3.8% of points beyond 100 m) and no paired labelled radar in the released assets used here. TruckDrive measured 6,746 radar </w:t>
             </w:r>
             <w:r>
               <w:rPr>
                 <w:b/>
               </w:rPr>
-              <w:t>No model has been scored by range band</w:t>
+              <w:t>returns</w:t>
+            </w:r>
+            <w:r>
+              <w:t xml:space="preserve"> at ≥150 m — </w:t>
+            </w:r>
+            <w:r>
+              <w:rPr>
+                <w:i/>
+              </w:rPr>
+              <w:t>sensor returns, not detections; point presence alone is not detection evidence</w:t>
+            </w:r>
+            <w:r>
+              <w:t xml:space="preserve">. TruckScenes' stock evaluator </w:t>
+            </w:r>
+            <w:r>
+              <w:rPr>
+                <w:b/>
+              </w:rPr>
+              <w:t>filters classes at 75 m or 150 m and therefore produces no detection score beyond 150 m</w:t>
+            </w:r>
+            <w:r>
+              <w:t xml:space="preserve">, so testing D-04 there needs an approved custom evaluator configuration. FCOS3D's aggregate zero does not establish a range-dependent failure; </w:t>
+            </w:r>
+            <w:r>
+              <w:rPr>
+                <w:b/>
+              </w:rPr>
+              <w:t>nothing is yet reported by range band</w:t>
             </w:r>
           </w:p>
         </w:tc>
       </w:tr>
     </w:tbl>
     <w:p/>
+    <w:p>
+      <w:pPr>
+        <w:ind w:left="480"/>
+        <w:jc w:val="left"/>
+      </w:pPr>
+      <w:r>
+        <w:rPr>
+          <w:b/>
+          <w:i/>
+        </w:rPr>
+        <w:t>Provenance.</w:t>
+      </w:r>
+      <w:r>
+        <w:rPr>
+          <w:i/>
+        </w:rPr>
+        <w:t xml:space="preserve"> All work cited below is merged to </w:t>
+      </w:r>
+      <w:r>
+        <w:rPr>
+          <w:rFonts w:ascii="Consolas" w:hAnsi="Consolas"/>
+          <w:i/>
+          <w:color w:val="B03060"/>
+        </w:rPr>
+        <w:t>main</w:t>
+      </w:r>
+      <w:r>
+        <w:rPr>
+          <w:i/>
+        </w:rPr>
+        <w:t xml:space="preserve"> as of 6 September.</w:t>
+      </w:r>
+    </w:p>
     <w:p>
       <w:pPr>
         <w:pStyle w:val="Heading2"/>
@@ -1125,7 +1185,7 @@
           <w:p>
             <w:r/>
             <w:r>
-              <w:t>✅ complete with limitations</w:t>
+              <w:t>⚠️ survey written; cold read outstanding</w:t>
             </w:r>
           </w:p>
         </w:tc>
@@ -1136,7 +1196,7 @@
           <w:p>
             <w:r/>
             <w:r>
-              <w:t>✅ complete</w:t>
+              <w:t>⚠️ draft survey written; independent cold read outstanding</w:t>
             </w:r>
           </w:p>
         </w:tc>
@@ -1220,7 +1280,7 @@
           <w:p>
             <w:r/>
             <w:r>
-              <w:t>✅ 2 records</w:t>
+              <w:t>✅ 4 records</w:t>
             </w:r>
           </w:p>
         </w:tc>
@@ -1253,7 +1313,7 @@
         <w:t>Reading the gaps honestly.</w:t>
       </w:r>
       <w:r>
-        <w:t xml:space="preserve"> Two ⚠️ entries are real. TruckDrive's findings exist and are measured, but are not yet in the shared survey template or the results store, so they cannot be queried alongside the others. That is a Sprint 3 item, not a claim of completion.</w:t>
+        <w:t xml:space="preserve"> A written survey does not satisfy the independent cold-read test. TruckDrive's findings also remain outside the shared survey template and results store. TruckScenes' survey, exploration records and FCOS3D submission are merged through #21 and #27. Independent comprehension checks remain outstanding.</w:t>
       </w:r>
     </w:p>
     <w:p>
@@ -2254,10 +2314,10 @@
               <w:rPr>
                 <w:b/>
               </w:rPr>
-              <w:t>Passed</w:t>
-            </w:r>
-            <w:r>
-              <w:t xml:space="preserve"> — survey complete</w:t>
+              <w:t>Not tested</w:t>
+            </w:r>
+            <w:r>
+              <w:t xml:space="preserve"> — draft survey exists; independent reader and outcome not recorded</w:t>
             </w:r>
           </w:p>
         </w:tc>
@@ -2322,7 +2382,172 @@
               <w:t>Passed.</w:t>
             </w:r>
             <w:r>
-              <w:t xml:space="preserve"> 2 records</w:t>
+              <w:t xml:space="preserve"> 4 records; the CPU evaluator smoke check is synthetic, not a model run</w:t>
+            </w:r>
+          </w:p>
+        </w:tc>
+      </w:tr>
+      <w:tr>
+        <w:tc>
+          <w:tcPr>
+            <w:tcW w:type="dxa" w:w="2880"/>
+          </w:tcPr>
+          <w:p>
+            <w:r/>
+            <w:r>
+              <w:rPr>
+                <w:b/>
+              </w:rPr>
+              <w:t>Model run</w:t>
+            </w:r>
+          </w:p>
+        </w:tc>
+        <w:tc>
+          <w:tcPr>
+            <w:tcW w:type="dxa" w:w="2880"/>
+          </w:tcPr>
+          <w:p>
+            <w:r/>
+            <w:r>
+              <w:rPr>
+                <w:i/>
+              </w:rPr>
+              <w:t>Given</w:t>
+            </w:r>
+            <w:r>
+              <w:t xml:space="preserve"> an existing open-source detector, </w:t>
+            </w:r>
+            <w:r>
+              <w:rPr>
+                <w:i/>
+              </w:rPr>
+              <w:t>when</w:t>
+            </w:r>
+            <w:r>
+              <w:t xml:space="preserve"> run against the dataset, </w:t>
+            </w:r>
+            <w:r>
+              <w:rPr>
+                <w:i/>
+              </w:rPr>
+              <w:t>then</w:t>
+            </w:r>
+            <w:r>
+              <w:t xml:space="preserve"> either a scored result or a dated failure record</w:t>
+            </w:r>
+          </w:p>
+        </w:tc>
+        <w:tc>
+          <w:tcPr>
+            <w:tcW w:type="dxa" w:w="2880"/>
+          </w:tcPr>
+          <w:p>
+            <w:r/>
+            <w:r>
+              <w:rPr>
+                <w:b/>
+              </w:rPr>
+              <w:t>Scored result recorded.</w:t>
+            </w:r>
+            <w:r>
+              <w:t xml:space="preserve"> FCOS3D's 80-token </w:t>
+            </w:r>
+            <w:r>
+              <w:rPr>
+                <w:rFonts w:ascii="Consolas" w:hAnsi="Consolas"/>
+                <w:color w:val="B03060"/>
+              </w:rPr>
+              <w:t>mini_val</w:t>
+            </w:r>
+            <w:r>
+              <w:t xml:space="preserve"> submission reports </w:t>
+            </w:r>
+            <w:r>
+              <w:rPr>
+                <w:b/>
+              </w:rPr>
+              <w:t>mAP 0.0000</w:t>
+            </w:r>
+            <w:r>
+              <w:t>. Confirm inference completion on its 17 empty entries; the cause of the zero remains unresolved</w:t>
+            </w:r>
+          </w:p>
+        </w:tc>
+      </w:tr>
+      <w:tr>
+        <w:tc>
+          <w:tcPr>
+            <w:tcW w:type="dxa" w:w="2880"/>
+          </w:tcPr>
+          <w:p>
+            <w:r/>
+            <w:r>
+              <w:rPr>
+                <w:b/>
+              </w:rPr>
+              <w:t>Metric discipline</w:t>
+            </w:r>
+          </w:p>
+        </w:tc>
+        <w:tc>
+          <w:tcPr>
+            <w:tcW w:type="dxa" w:w="2880"/>
+          </w:tcPr>
+          <w:p>
+            <w:r/>
+            <w:r>
+              <w:rPr>
+                <w:i/>
+              </w:rPr>
+              <w:t>Given</w:t>
+            </w:r>
+            <w:r>
+              <w:t xml:space="preserve"> a metric not yet defined in </w:t>
+            </w:r>
+            <w:r>
+              <w:rPr>
+                <w:rFonts w:ascii="Consolas" w:hAnsi="Consolas"/>
+                <w:color w:val="B03060"/>
+              </w:rPr>
+              <w:t>metrics-definitions.md</w:t>
+            </w:r>
+            <w:r>
+              <w:t xml:space="preserve">, </w:t>
+            </w:r>
+            <w:r>
+              <w:rPr>
+                <w:i/>
+              </w:rPr>
+              <w:t>when</w:t>
+            </w:r>
+            <w:r>
+              <w:t xml:space="preserve"> a result is recorded, </w:t>
+            </w:r>
+            <w:r>
+              <w:rPr>
+                <w:i/>
+              </w:rPr>
+              <w:t>then</w:t>
+            </w:r>
+            <w:r>
+              <w:t xml:space="preserve"> it is withheld rather than reported</w:t>
+            </w:r>
+          </w:p>
+        </w:tc>
+        <w:tc>
+          <w:tcPr>
+            <w:tcW w:type="dxa" w:w="2880"/>
+          </w:tcPr>
+          <w:p>
+            <w:r/>
+            <w:r>
+              <w:rPr>
+                <w:b/>
+              </w:rPr>
+              <w:t>Passed.</w:t>
+            </w:r>
+            <w:r>
+              <w:t xml:space="preserve"> NDS and the TP errors were deliberately held back and raised as an open item</w:t>
             </w:r>
           </w:p>
         </w:tc>
@@ -2711,7 +2936,7 @@
               <w:t>then</w:t>
             </w:r>
             <w:r>
-              <w:t xml:space="preserve"> detections beyond 150 m are quantified</w:t>
+              <w:t xml:space="preserve"> returns beyond 150 m are quantified</w:t>
             </w:r>
           </w:p>
         </w:tc>
@@ -2725,10 +2950,19 @@
               <w:rPr>
                 <w:b/>
               </w:rPr>
-              <w:t>Passed. 6,746 detections at ≥150 m</w:t>
-            </w:r>
-            <w:r>
-              <w:t xml:space="preserve"> across 24 sampled frames — direct evidence for D-04</w:t>
+              <w:t>Passed. 6,746 radar returns at ≥150 m</w:t>
+            </w:r>
+            <w:r>
+              <w:t xml:space="preserve"> across 24 sampled frames. This establishes the sensor produces data at range; it is </w:t>
+            </w:r>
+            <w:r>
+              <w:rPr>
+                <w:b/>
+              </w:rPr>
+              <w:t>not</w:t>
+            </w:r>
+            <w:r>
+              <w:t xml:space="preserve"> detection evidence and does not on its own answer D-04</w:t>
             </w:r>
           </w:p>
         </w:tc>
@@ -3029,6 +3263,82 @@
           <w:p>
             <w:r/>
             <w:r>
+              <w:t>Cold read of the TruckScenes survey by someone who has not used it</w:t>
+            </w:r>
+          </w:p>
+        </w:tc>
+        <w:tc>
+          <w:tcPr>
+            <w:tcW w:type="dxa" w:w="2880"/>
+          </w:tcPr>
+          <w:p>
+            <w:r/>
+            <w:r>
+              <w:t>Reviewer to be assigned outside the TruckScenes pair</w:t>
+            </w:r>
+          </w:p>
+        </w:tc>
+        <w:tc>
+          <w:tcPr>
+            <w:tcW w:type="dxa" w:w="2880"/>
+          </w:tcPr>
+          <w:p>
+            <w:r/>
+            <w:r>
+              <w:rPr>
+                <w:b/>
+              </w:rPr>
+              <w:t>Outstanding</w:t>
+            </w:r>
+          </w:p>
+        </w:tc>
+      </w:tr>
+      <w:tr>
+        <w:tc>
+          <w:tcPr>
+            <w:tcW w:type="dxa" w:w="2880"/>
+          </w:tcPr>
+          <w:p>
+            <w:r/>
+            <w:r>
+              <w:t>Clean-machine reproduction by a person outside the team (P-5)</w:t>
+            </w:r>
+          </w:p>
+        </w:tc>
+        <w:tc>
+          <w:tcPr>
+            <w:tcW w:type="dxa" w:w="2880"/>
+          </w:tcPr>
+          <w:p>
+            <w:r/>
+            <w:r>
+              <w:t>Outside-team reader to be assigned</w:t>
+            </w:r>
+          </w:p>
+        </w:tc>
+        <w:tc>
+          <w:tcPr>
+            <w:tcW w:type="dxa" w:w="2880"/>
+          </w:tcPr>
+          <w:p>
+            <w:r/>
+            <w:r>
+              <w:rPr>
+                <w:b/>
+              </w:rPr>
+              <w:t>Outstanding</w:t>
+            </w:r>
+          </w:p>
+        </w:tc>
+      </w:tr>
+      <w:tr>
+        <w:tc>
+          <w:tcPr>
+            <w:tcW w:type="dxa" w:w="2880"/>
+          </w:tcPr>
+          <w:p>
+            <w:r/>
+            <w:r>
               <w:t>Client acceptance (P-1)</w:t>
             </w:r>
           </w:p>
@@ -3077,12 +3387,7 @@
         <w:pStyle w:val="ListBullet"/>
       </w:pPr>
       <w:r>
-        <w:t>Per-dataset tests (§2) are assessed at the sprint boundary by a member from a</w:t>
-      </w:r>
-    </w:p>
-    <w:p>
-      <w:r>
-        <w:t>different pair.</w:t>
+        <w:t>Per-dataset tests (§2) are assessed at the sprint boundary by a member from a different pair.</w:t>
       </w:r>
     </w:p>
     <w:p>
@@ -3090,7 +3395,7 @@
         <w:pStyle w:val="ListBullet"/>
       </w:pPr>
       <w:r>
-        <w:t xml:space="preserve">Project-level criteria are assessed at the Sprint 3 handover, with </w:t>
+        <w:t xml:space="preserve">Project-level criteria are assessed at the Sprint 3 handover. </w:t>
       </w:r>
       <w:r>
         <w:rPr>
@@ -3099,12 +3404,7 @@
         <w:t>P-5</w:t>
       </w:r>
       <w:r>
-        <w:t xml:space="preserve"> attempted</w:t>
-      </w:r>
-    </w:p>
-    <w:p>
-      <w:r>
-        <w:t>early — it has already passed once, across operating systems.</w:t>
+        <w:t xml:space="preserve"> has supporting cross-platform evidence within the team; its outside-team check is still required.</w:t>
       </w:r>
     </w:p>
     <w:p>
@@ -3112,12 +3412,7 @@
         <w:pStyle w:val="ListBullet"/>
       </w:pPr>
       <w:r>
-        <w:t>A test that cannot be met is recorded with the reason rather than quietly dropped, and</w:t>
-      </w:r>
-    </w:p>
-    <w:p>
-      <w:r>
-        <w:t>the reason is carried into the final report.</w:t>
+        <w:t>A test that cannot be met is recorded with the reason rather than quietly dropped, and the reason is carried into the final report.</w:t>
       </w:r>
     </w:p>
     <w:p>
@@ -3131,12 +3426,7 @@
         <w:t>A test blocked by an external dependency is recorded as blocked, not failed.</w:t>
       </w:r>
       <w:r>
-        <w:t xml:space="preserve"> P-1</w:t>
-      </w:r>
-    </w:p>
-    <w:p>
-      <w:r>
-        <w:t>is blocked on client availability; that is a failed dependency, not a team outcome.</w:t>
+        <w:t xml:space="preserve"> P-1 is blocked on client availability; that is a failed dependency, not a team outcome.</w:t>
       </w:r>
     </w:p>
     <w:sectPr>
